--- a/RFI-Docs/COIN--Transformative Health Systems Research to Improve Veteran Equity (THRIVE) Center of Innovation.docx
+++ b/RFI-Docs/COIN--Transformative Health Systems Research to Improve Veteran Equity (THRIVE) Center of Innovation.docx
@@ -4,81 +4,139 @@
   <w:body>
     <w:p>
       <w:pPr>
+        <w:jc w:val="left"/>
+      </w:pPr>
+      <w:r>
+        <w:rPr>
+          <w:color w:val="646464"/>
+          <w:sz w:val="18"/>
+        </w:rPr>
+        <w:t>Document: COIN--Transformative Health Systems Research to Improve Veteran Equity (THRIVE) Center of Innovation.docx</w:t>
+      </w:r>
+    </w:p>
+    <w:p>
+      <w:pPr>
+        <w:jc w:val="left"/>
+      </w:pPr>
+      <w:r>
+        <w:rPr>
+          <w:color w:val="646464"/>
+          <w:sz w:val="18"/>
+        </w:rPr>
+        <w:t>Title: COIN--Transformative Health Systems Research to Improve Veteran Equity (THRIVE) Center of Innovation</w:t>
+      </w:r>
+    </w:p>
+    <w:p>
+      <w:pPr>
+        <w:jc w:val="left"/>
+      </w:pPr>
+      <w:r>
+        <w:rPr>
+          <w:color w:val="646464"/>
+          <w:sz w:val="18"/>
+        </w:rPr>
+        <w:t>Topic: Centers | Type: Presentations and Other Documents</w:t>
+      </w:r>
+    </w:p>
+    <w:p>
+      <w:pPr>
+        <w:jc w:val="left"/>
+      </w:pPr>
+      <w:r>
+        <w:rPr>
+          <w:color w:val="646464"/>
+          <w:sz w:val="18"/>
+        </w:rPr>
+        <w:t>Created: 2025-01-31 | By: Richman, Michael (VACO)</w:t>
+      </w:r>
+    </w:p>
+    <w:p>
+      <w:pPr>
+        <w:jc w:val="left"/>
+      </w:pPr>
+      <w:r>
+        <w:rPr>
+          <w:color w:val="646464"/>
+          <w:sz w:val="18"/>
+        </w:rPr>
+        <w:t>Modified: 2025-01-31 | By: Richman, Michael (VACO)</w:t>
+      </w:r>
+    </w:p>
+    <w:p>
+      <w:pPr>
+        <w:jc w:val="left"/>
+      </w:pPr>
+      <w:r>
+        <w:rPr>
+          <w:color w:val="C8C8C8"/>
+          <w:sz w:val="16"/>
+        </w:rPr>
+        <w:t>────────────────────────────────────────────────────────────────────────────────</w:t>
+      </w:r>
+    </w:p>
+    <w:p>
+      <w:pPr>
+        <w:jc w:val="left"/>
+      </w:pPr>
+      <w:r/>
+    </w:p>
+    <w:p>
+      <w:pPr>
+        <w:jc w:val="left"/>
+      </w:pPr>
+      <w:r>
+        <w:rPr>
+          <w:color w:val="646464"/>
+          <w:sz w:val="18"/>
+        </w:rPr>
+        <w:t>Topic: Centers | Type: Presentations and Other Documents</w:t>
+      </w:r>
+    </w:p>
+    <w:p>
+      <w:pPr>
+        <w:jc w:val="left"/>
+      </w:pPr>
+      <w:r>
+        <w:rPr>
+          <w:color w:val="646464"/>
+          <w:sz w:val="18"/>
+        </w:rPr>
+        <w:t>Created: 2025-01-31 | By: Richman, Michael (VACO)</w:t>
+      </w:r>
+    </w:p>
+    <w:p>
+      <w:pPr>
+        <w:jc w:val="left"/>
+      </w:pPr>
+      <w:r>
+        <w:rPr>
+          <w:color w:val="646464"/>
+          <w:sz w:val="18"/>
+        </w:rPr>
+        <w:t>Modified: 2025-01-31 | By: Richman, Michael (VACO)</w:t>
+      </w:r>
+    </w:p>
+    <w:p>
+      <w:pPr>
+        <w:jc w:val="left"/>
+        <w:rPr>
+          <w:b/>
+          <w:bCs/>
+        </w:rPr>
+      </w:pPr>
+      <w:r>
+        <w:rPr>
+          <w:color w:val="C8C8C8"/>
+          <w:sz w:val="16"/>
+        </w:rPr>
+        <w:t>────────────────────────────────────────────────────────────────────────────────</w:t>
+      </w:r>
+    </w:p>
+    <w:p>
+      <w:pPr>
         <w:jc w:val="center"/>
-        <w:rPr>
-          <w:b/>
-          <w:bCs/>
-        </w:rPr>
-      </w:pPr>
-      <w:bookmarkStart w:id="0" w:name="_Hlk178156147"/>
-      <w:bookmarkEnd w:id="0"/>
-      <w:r>
-        <w:rPr>
-          <w:b/>
-          <w:bCs/>
-          <w:noProof/>
-        </w:rPr>
-        <w:drawing>
-          <wp:inline distT="0" distB="0" distL="0" distR="0" wp14:anchorId="4BF94E44" wp14:editId="363C6244">
-            <wp:extent cx="1917562" cy="1447800"/>
-            <wp:effectExtent l="0" t="0" r="6985" b="0"/>
-            <wp:docPr id="682386122" name="Picture 1" descr="Logo, company name&#10;&#10;Description automatically generated"/>
-            <wp:cNvGraphicFramePr>
-              <a:graphicFrameLocks xmlns:a="http://schemas.openxmlformats.org/drawingml/2006/main" noChangeAspect="1"/>
-            </wp:cNvGraphicFramePr>
-            <a:graphic xmlns:a="http://schemas.openxmlformats.org/drawingml/2006/main">
-              <a:graphicData uri="http://schemas.openxmlformats.org/drawingml/2006/picture">
-                <pic:pic xmlns:pic="http://schemas.openxmlformats.org/drawingml/2006/picture">
-                  <pic:nvPicPr>
-                    <pic:cNvPr id="682386122" name="Picture 1" descr="Logo, company name&#10;&#10;Description automatically generated"/>
-                    <pic:cNvPicPr/>
-                  </pic:nvPicPr>
-                  <pic:blipFill>
-                    <a:blip r:embed="rId7" cstate="print">
-                      <a:extLst>
-                        <a:ext uri="{28A0092B-C50C-407E-A947-70E740481C1C}">
-                          <a14:useLocalDpi xmlns:a14="http://schemas.microsoft.com/office/drawing/2010/main" val="0"/>
-                        </a:ext>
-                      </a:extLst>
-                    </a:blip>
-                    <a:stretch>
-                      <a:fillRect/>
-                    </a:stretch>
-                  </pic:blipFill>
-                  <pic:spPr>
-                    <a:xfrm>
-                      <a:off x="0" y="0"/>
-                      <a:ext cx="1934744" cy="1460773"/>
-                    </a:xfrm>
-                    <a:prstGeom prst="rect">
-                      <a:avLst/>
-                    </a:prstGeom>
-                  </pic:spPr>
-                </pic:pic>
-              </a:graphicData>
-            </a:graphic>
-          </wp:inline>
-        </w:drawing>
-      </w:r>
-    </w:p>
-    <w:p>
-      <w:pPr>
-        <w:jc w:val="center"/>
-      </w:pPr>
-      <w:r>
-        <w:rPr>
-          <w:b/>
-          <w:bCs/>
-        </w:rPr>
-        <w:t>Transformative Health Systems Research to Improve Veteran Equity (THRIVE) Center of Innovation</w:t>
-      </w:r>
-      <w:r>
-        <w:rPr>
-          <w:b/>
-          <w:bCs/>
-        </w:rPr>
-        <w:t xml:space="preserve"> (COIN)</w:t>
-      </w:r>
+      </w:pPr>
+      <w:r/>
     </w:p>
     <w:p>
       <w:pPr>
